--- a/policies/build/masters_hco/HCO.MOM.6_v2_master.docx
+++ b/policies/build/masters_hco/HCO.MOM.6_v2_master.docx
@@ -773,7 +773,7 @@
           <w:sz w:val="22"/>
           <w:szCs w:val="22"/>
         </w:rPr>
-        <w:t xml:space="preserve">Boundaries: do not copy SHCO MOM wording. Do not overwrite HCO AAC or COP policies. Spell out abbreviations on first use in training materials. Guidebook Interpretation paragraphs were not available for MOM in this drafting environment — methods follow official OE text and chapter intent.</w:t>
+        <w:t xml:space="preserve">Boundaries: do not copy SHCO MOM wording. Do not overwrite HCO AAC or COP policies. Spell out abbreviations on first use in training materials. OE counts/levels/asterisks stay with the official portal Standards PDF. Method notes come from the Guidebook Interpretation paragraphs (scanned PDF md5 2c4489ee98de4ae9b49cba168ea9f42a).</w:t>
       </w:r>
     </w:p>
     <w:p>
@@ -965,6 +965,18 @@
           <w:sz w:val="22"/>
           <w:szCs w:val="22"/>
         </w:rPr>
+        <w:t xml:space="preserve">Method note (from guidebook interpretation): Written guidance shall be laid down for the safe dispensing of medication. Medications shall be dispensed only against a valid prescription or medication order (except for over-the-counter drugs). Medication shall be — CORE _ Commitment t—} Achievement — Excellence checked before dispensing and include a check of the generic composition, formulation, expiry date, and where applicable, the strength. This shall include both bulk and retail pharmacy. Physicians’ samples shall not be sold.</w:t>
+      </w:r>
+    </w:p>
+    <w:p>
+      <w:pPr>
+        <w:spacing w:after="140"/>
+      </w:pPr>
+      <w:r>
+        <w:rPr>
+          <w:sz w:val="22"/>
+          <w:szCs w:val="22"/>
+        </w:rPr>
         <w:t xml:space="preserve">This objective element is asterisked in the official Standards PDF — documentation of the process is required.</w:t>
       </w:r>
     </w:p>
@@ -1010,6 +1022,18 @@
           <w:sz w:val="22"/>
           <w:szCs w:val="22"/>
         </w:rPr>
+        <w:t xml:space="preserve">Method note (from guidebook interpretation): The organisation shall have an established system for medication recalls. Recall may be based on communication from regulatory authorities, manufacturer or internal feedback (for example, visible contaminant in IV fluid bottle). The recall procedure in response to internal feedback also includes providing information to the appropriate regulatory authority. A record of the same shall be maintained on occurrence. Refer to MOM.1.e.</w:t>
+      </w:r>
+    </w:p>
+    <w:p>
+      <w:pPr>
+        <w:spacing w:after="140"/>
+      </w:pPr>
+      <w:r>
+        <w:rPr>
+          <w:sz w:val="22"/>
+          <w:szCs w:val="22"/>
+        </w:rPr>
         <w:t xml:space="preserve">This objective element is asterisked in the official Standards PDF — documentation of the process is required.</w:t>
       </w:r>
     </w:p>
@@ -1055,6 +1079,18 @@
           <w:sz w:val="22"/>
           <w:szCs w:val="22"/>
         </w:rPr>
+        <w:t xml:space="preserve">Method note (from guidebook interpretation): The organisation could define as to what constitutes “near expiry” medications, for example, three months before the expiry date. The organisation’s mechanism shall ensure that near expiry medications are withdrawn and that no beyond expiry date medication is available.</w:t>
+      </w:r>
+    </w:p>
+    <w:p>
+      <w:pPr>
+        <w:spacing w:after="140"/>
+      </w:pPr>
+      <w:r>
+        <w:rPr>
+          <w:sz w:val="22"/>
+          <w:szCs w:val="22"/>
+        </w:rPr>
         <w:t xml:space="preserve">This objective element is asterisked in the official Standards PDF — documentation of the process is required.</w:t>
       </w:r>
     </w:p>
@@ -1100,6 +1136,18 @@
           <w:sz w:val="22"/>
           <w:szCs w:val="22"/>
         </w:rPr>
+        <w:t xml:space="preserve">Method note (from guidebook interpretation): At a minimum, the label shall include the dosage instruction in a manner that the patient understands. Labelling is applicable only for out-patients. In instances when medicines are dispensed either as cut strips or from bulk containers, the label must include the drug name, strength, dosage instruction (in a manner that the patient understands) and expiry date. The organisation could consider using technology (for example, QR codes on individual medicines) to optimise the process. This shall be applicable for both in-patients and out- patients. It shall also be applicable where drugs are reconstituted for example Chemotherapy drugs.</w:t>
+      </w:r>
+    </w:p>
+    <w:p>
+      <w:pPr>
+        <w:spacing w:after="140"/>
+      </w:pPr>
+      <w:r>
+        <w:rPr>
+          <w:sz w:val="22"/>
+          <w:szCs w:val="22"/>
+        </w:rPr>
         <w:t xml:space="preserve">This objective element is asterisked in the official Standards PDF — documentation of the process is required.</w:t>
       </w:r>
     </w:p>
@@ -1157,6 +1205,18 @@
           <w:sz w:val="22"/>
           <w:szCs w:val="22"/>
         </w:rPr>
+        <w:t xml:space="preserve">Method note (from guidebook interpretation): High-risk medications shall be given only after written orders, and it shall be verified by the staff before dispensing. This shall adhere to statutory requirements, where applicable.</w:t>
+      </w:r>
+    </w:p>
+    <w:p>
+      <w:pPr>
+        <w:spacing w:after="140"/>
+      </w:pPr>
+      <w:r>
+        <w:rPr>
+          <w:sz w:val="22"/>
+          <w:szCs w:val="22"/>
+        </w:rPr>
         <w:t xml:space="preserve">This is a CORE objective element — non-compliance is not acceptable for accreditation.</w:t>
       </w:r>
     </w:p>
@@ -1191,6 +1251,18 @@
           <w:szCs w:val="22"/>
         </w:rPr>
         <w:t xml:space="preserve">Controlled drugs, reconstituted items, and items that left temperature control are not restocked onto usable shelves. Patient's own medicines follow MOM.7.k, not this return path, unless pharmacy has accepted them into hospital stock under that policy.</w:t>
+      </w:r>
+    </w:p>
+    <w:p>
+      <w:pPr>
+        <w:spacing w:after="140"/>
+      </w:pPr>
+      <w:r>
+        <w:rPr>
+          <w:sz w:val="22"/>
+          <w:szCs w:val="22"/>
+        </w:rPr>
+        <w:t xml:space="preserve">Method note (from guidebook interpretation): The organisation shall have written guidance to direct the return of medications to the pharmacy. At a minimum, the written guidance shall address the list of medications which would be accepted for return (either by inclusion or exclusion) and minimum conditions to be met for return of medications. It is preferable that any drug which has a specific temperature storage requirement not be accepted for return once it has gone out of the organisation’s premises, The minimum conditions to be met for return of medications could include the drug name, strength, batch number and expiry date matching the bill; no visible damage etc. It is preferable that the organisation creates awareness regarding the return of medications. Some ways of doing this are having a signage stating the salient points mentioned above, putting up this information on the website, printing the information on the receipt etc.</w:t>
       </w:r>
     </w:p>
     <w:p>
@@ -2386,24 +2458,41 @@
           <w:sz w:val="22"/>
           <w:szCs w:val="22"/>
         </w:rPr>
-        <w:t xml:space="preserve">National Accreditation Board for Hospitals and Healthcare Providers (NABH), Accreditation Standards for Hospitals, 6th Edition (January 2025) — Management of Medication, standard MOM.6. Official portal PDF.</w:t>
-      </w:r>
-    </w:p>
-    <w:p>
-      <w:pPr>
-        <w:pStyle w:val="ListParagraph"/>
-        <w:numPr>
-          <w:ilvl w:val="0"/>
-          <w:numId w:val="1"/>
-        </w:numPr>
-        <w:spacing w:after="60"/>
-      </w:pPr>
-      <w:r>
-        <w:rPr>
-          <w:sz w:val="22"/>
-          <w:szCs w:val="22"/>
-        </w:rPr>
-        <w:t xml:space="preserve">Internal documents of «Hospital Name»: written guidance, formulary, high-risk and emergency-medication lists, registers and incident forms named for MOM.6.</w:t>
+        <w:t xml:space="preserve">National Accreditation Board for Hospitals and Healthcare Providers (NABH), Accreditation Standards for Hospitals, 6th Edition (January 2025) — Management of Medication, standard MOM.6. Official portal PDF (OE text, counts, levels, asterisks).</w:t>
+      </w:r>
+    </w:p>
+    <w:p>
+      <w:pPr>
+        <w:pStyle w:val="ListParagraph"/>
+        <w:numPr>
+          <w:ilvl w:val="0"/>
+          <w:numId w:val="1"/>
+        </w:numPr>
+        <w:spacing w:after="60"/>
+      </w:pPr>
+      <w:r>
+        <w:rPr>
+          <w:sz w:val="22"/>
+          <w:szCs w:val="22"/>
+        </w:rPr>
+        <w:t xml:space="preserve">NABH Guidebook to Accreditation Standards for Hospitals, 6th Edition — MOM.6 interpretations (source PDF md5 2c4489ee98de4ae9b49cba168ea9f42a; OCR policies/source/hco6_mom_guidebook_ocr.txt).</w:t>
+      </w:r>
+    </w:p>
+    <w:p>
+      <w:pPr>
+        <w:pStyle w:val="ListParagraph"/>
+        <w:numPr>
+          <w:ilvl w:val="0"/>
+          <w:numId w:val="1"/>
+        </w:numPr>
+        <w:spacing w:after="60"/>
+      </w:pPr>
+      <w:r>
+        <w:rPr>
+          <w:sz w:val="22"/>
+          <w:szCs w:val="22"/>
+        </w:rPr>
+        <w:t xml:space="preserve">Internal documents of «Hospital Name»: Medication Management Manual, formulary, high-risk and emergency-medication lists, registers and incident forms named for MOM.6.</w:t>
       </w:r>
     </w:p>
     <w:p>

--- a/policies/build/masters_hco/HCO.MOM.6_v2_master.docx
+++ b/policies/build/masters_hco/HCO.MOM.6_v2_master.docx
@@ -773,7 +773,7 @@
           <w:sz w:val="22"/>
           <w:szCs w:val="22"/>
         </w:rPr>
-        <w:t xml:space="preserve">Boundaries: do not copy SHCO MOM wording. Do not overwrite HCO AAC or COP policies. Spell out abbreviations on first use in training materials. OE counts/levels/asterisks stay with the official portal Standards PDF. Method notes come from the Guidebook Interpretation paragraphs (scanned PDF md5 2c4489ee98de4ae9b49cba168ea9f42a).</w:t>
+        <w:t xml:space="preserve">Boundaries: do not overwrite HCO AAC or COP policies. Spell out abbreviations on first use in training materials. OE counts/levels/asterisks stay with the official portal Standards PDF. Method notes come from the Guidebook Interpretation paragraphs (scanned PDF md5 2c4489ee98de4ae9b49cba168ea9f42a).</w:t>
       </w:r>
     </w:p>
     <w:p>
@@ -1329,6 +1329,20 @@
       </w:pPr>
       <w:r>
         <w:t xml:space="preserve">7. Governance and responsibility</w:t>
+      </w:r>
+    </w:p>
+    <w:p>
+      <w:pPr>
+        <w:spacing w:after="20" w:before="100"/>
+      </w:pPr>
+      <w:r>
+        <w:rPr>
+          <w:b/>
+          <w:bCs/>
+          <w:sz w:val="22"/>
+          <w:szCs w:val="22"/>
+        </w:rPr>
+        <w:t xml:space="preserve">Medical Superintendent</w:t>
       </w:r>
     </w:p>
     <w:p>
@@ -1345,7 +1359,7 @@
           <w:sz w:val="22"/>
           <w:szCs w:val="22"/>
         </w:rPr>
-        <w:t xml:space="preserve">Medical Superintendent</w:t>
+        <w:t xml:space="preserve">Accountable that MOM.6 is resourced and followed.</w:t>
       </w:r>
     </w:p>
     <w:p>
@@ -1362,7 +1376,21 @@
           <w:sz w:val="22"/>
           <w:szCs w:val="22"/>
         </w:rPr>
-        <w:t xml:space="preserve">Accountable that MOM.6 is resourced and followed.</w:t>
+        <w:t xml:space="preserve">Designates the Medication Safety Officer (chapter intent) where that role is required for this standard.</w:t>
+      </w:r>
+    </w:p>
+    <w:p>
+      <w:pPr>
+        <w:spacing w:after="20" w:before="100"/>
+      </w:pPr>
+      <w:r>
+        <w:rPr>
+          <w:b/>
+          <w:bCs/>
+          <w:sz w:val="22"/>
+          <w:szCs w:val="22"/>
+        </w:rPr>
+        <w:t xml:space="preserve">Pharmacy In-Charge</w:t>
       </w:r>
     </w:p>
     <w:p>
@@ -1379,7 +1407,21 @@
           <w:sz w:val="22"/>
           <w:szCs w:val="22"/>
         </w:rPr>
-        <w:t xml:space="preserve">Designates the Medication Safety Officer (chapter intent) where that role is required for this standard.</w:t>
+        <w:t xml:space="preserve">Owns day-to-day implementation and records for this standard.</w:t>
+      </w:r>
+    </w:p>
+    <w:p>
+      <w:pPr>
+        <w:spacing w:after="20" w:before="100"/>
+      </w:pPr>
+      <w:r>
+        <w:rPr>
+          <w:b/>
+          <w:bCs/>
+          <w:sz w:val="22"/>
+          <w:szCs w:val="22"/>
+        </w:rPr>
+        <w:t xml:space="preserve">Medication Safety Officer</w:t>
       </w:r>
     </w:p>
     <w:p>
@@ -1396,7 +1438,21 @@
           <w:sz w:val="22"/>
           <w:szCs w:val="22"/>
         </w:rPr>
-        <w:t xml:space="preserve">Pharmacy In-Charge</w:t>
+        <w:t xml:space="preserve">Coordinates medication-safety processes that cut across MOM standards; brings incidents and audits to the Drug and Therapeutics Committee.</w:t>
+      </w:r>
+    </w:p>
+    <w:p>
+      <w:pPr>
+        <w:spacing w:after="20" w:before="100"/>
+      </w:pPr>
+      <w:r>
+        <w:rPr>
+          <w:b/>
+          <w:bCs/>
+          <w:sz w:val="22"/>
+          <w:szCs w:val="22"/>
+        </w:rPr>
+        <w:t xml:space="preserve">Pharmacy / nursing / treating doctors (as applicable)</w:t>
       </w:r>
     </w:p>
     <w:p>
@@ -1413,7 +1469,21 @@
           <w:sz w:val="22"/>
           <w:szCs w:val="22"/>
         </w:rPr>
-        <w:t xml:space="preserve">Owns day-to-day implementation and records for this standard.</w:t>
+        <w:t xml:space="preserve">Deliver the process as written; escalate stop-work triggers without delay.</w:t>
+      </w:r>
+    </w:p>
+    <w:p>
+      <w:pPr>
+        <w:spacing w:after="20" w:before="100"/>
+      </w:pPr>
+      <w:r>
+        <w:rPr>
+          <w:b/>
+          <w:bCs/>
+          <w:sz w:val="22"/>
+          <w:szCs w:val="22"/>
+        </w:rPr>
+        <w:t xml:space="preserve">Quality Coordinator</w:t>
       </w:r>
     </w:p>
     <w:p>
@@ -1430,7 +1500,28 @@
           <w:sz w:val="22"/>
           <w:szCs w:val="22"/>
         </w:rPr>
-        <w:t xml:space="preserve">Medication Safety Officer</w:t>
+        <w:t xml:space="preserve">Audits this policy «quarterly»; holds training acknowledgements.</w:t>
+      </w:r>
+    </w:p>
+    <w:p>
+      <w:pPr>
+        <w:pStyle w:val="Heading1"/>
+        <w:spacing w:after="120" w:before="280"/>
+      </w:pPr>
+      <w:r>
+        <w:t xml:space="preserve">8. Quality monitoring (RCA → CAPA)</w:t>
+      </w:r>
+    </w:p>
+    <w:p>
+      <w:pPr>
+        <w:spacing w:after="140"/>
+      </w:pPr>
+      <w:r>
+        <w:rPr>
+          <w:sz w:val="22"/>
+          <w:szCs w:val="22"/>
+        </w:rPr>
+        <w:t xml:space="preserve">The Quality Coordinator audits this policy «quarterly». The audit reviews:</w:t>
       </w:r>
     </w:p>
     <w:p>
@@ -1447,7 +1538,7 @@
           <w:sz w:val="22"/>
           <w:szCs w:val="22"/>
         </w:rPr>
-        <w:t xml:space="preserve">Coordinates medication-safety processes that cut across MOM standards; brings incidents and audits to the Drug and Therapeutics Committee.</w:t>
+        <w:t xml:space="preserve">Records for a sample of this standard's objective elements, checked against the What-we-do steps.</w:t>
       </w:r>
     </w:p>
     <w:p>
@@ -1464,7 +1555,7 @@
           <w:sz w:val="22"/>
           <w:szCs w:val="22"/>
         </w:rPr>
-        <w:t xml:space="preserve">Pharmacy / nursing / treating doctors (as applicable)</w:t>
+        <w:t xml:space="preserve">Documentary evidence is on file for each asterisked objective element in the sample.</w:t>
       </w:r>
     </w:p>
     <w:p>
@@ -1481,7 +1572,7 @@
           <w:sz w:val="22"/>
           <w:szCs w:val="22"/>
         </w:rPr>
-        <w:t xml:space="preserve">Deliver the process as written; escalate stop-work triggers without delay.</w:t>
+        <w:t xml:space="preserve">CORE objective elements show no critical gaps in the sample.</w:t>
       </w:r>
     </w:p>
     <w:p>
@@ -1498,125 +1589,19 @@
           <w:sz w:val="22"/>
           <w:szCs w:val="22"/>
         </w:rPr>
-        <w:t xml:space="preserve">Quality Coordinator</w:t>
-      </w:r>
-    </w:p>
-    <w:p>
-      <w:pPr>
-        <w:pStyle w:val="ListParagraph"/>
-        <w:numPr>
-          <w:ilvl w:val="0"/>
-          <w:numId w:val="1"/>
-        </w:numPr>
-        <w:spacing w:after="60"/>
-      </w:pPr>
-      <w:r>
-        <w:rPr>
-          <w:sz w:val="22"/>
-          <w:szCs w:val="22"/>
-        </w:rPr>
-        <w:t xml:space="preserve">Audits this policy «quarterly»; holds training acknowledgements.</w:t>
-      </w:r>
-    </w:p>
-    <w:p>
-      <w:pPr>
-        <w:pStyle w:val="Heading1"/>
-        <w:spacing w:after="120" w:before="280"/>
-      </w:pPr>
-      <w:r>
-        <w:t xml:space="preserve">8. Quality monitoring (RCA → CAPA)</w:t>
-      </w:r>
-    </w:p>
-    <w:p>
-      <w:pPr>
-        <w:spacing w:after="140"/>
-      </w:pPr>
-      <w:r>
-        <w:rPr>
-          <w:sz w:val="22"/>
-          <w:szCs w:val="22"/>
-        </w:rPr>
-        <w:t xml:space="preserve">The Quality Coordinator audits this policy «quarterly».</w:t>
-      </w:r>
-    </w:p>
-    <w:p>
-      <w:pPr>
-        <w:spacing w:after="140"/>
-      </w:pPr>
-      <w:r>
-        <w:rPr>
-          <w:sz w:val="22"/>
-          <w:szCs w:val="22"/>
-        </w:rPr>
-        <w:t xml:space="preserve">What is monitored each quarter:</w:t>
-      </w:r>
-    </w:p>
-    <w:p>
-      <w:pPr>
-        <w:pStyle w:val="ListParagraph"/>
-        <w:numPr>
-          <w:ilvl w:val="0"/>
-          <w:numId w:val="1"/>
-        </w:numPr>
-        <w:spacing w:after="60"/>
-      </w:pPr>
-      <w:r>
-        <w:rPr>
-          <w:sz w:val="22"/>
-          <w:szCs w:val="22"/>
-        </w:rPr>
-        <w:t xml:space="preserve">Sample of records for each OE MOM.6.a–f.</w:t>
-      </w:r>
-    </w:p>
-    <w:p>
-      <w:pPr>
-        <w:pStyle w:val="ListParagraph"/>
-        <w:numPr>
-          <w:ilvl w:val="0"/>
-          <w:numId w:val="1"/>
-        </w:numPr>
-        <w:spacing w:after="60"/>
-      </w:pPr>
-      <w:r>
-        <w:rPr>
-          <w:sz w:val="22"/>
-          <w:szCs w:val="22"/>
-        </w:rPr>
-        <w:t xml:space="preserve">Asterisked elements (abcdf) have document evidence as required.</w:t>
-      </w:r>
-    </w:p>
-    <w:p>
-      <w:pPr>
-        <w:pStyle w:val="ListParagraph"/>
-        <w:numPr>
-          <w:ilvl w:val="0"/>
-          <w:numId w:val="1"/>
-        </w:numPr>
-        <w:spacing w:after="60"/>
-      </w:pPr>
-      <w:r>
-        <w:rPr>
-          <w:sz w:val="22"/>
-          <w:szCs w:val="22"/>
-        </w:rPr>
-        <w:t xml:space="preserve">CORE elements (de) show no critical gaps in the sample.</w:t>
-      </w:r>
-    </w:p>
-    <w:p>
-      <w:pPr>
-        <w:pStyle w:val="ListParagraph"/>
-        <w:numPr>
-          <w:ilvl w:val="0"/>
-          <w:numId w:val="1"/>
-        </w:numPr>
-        <w:spacing w:after="60"/>
-      </w:pPr>
-      <w:r>
-        <w:rPr>
-          <w:sz w:val="22"/>
-          <w:szCs w:val="22"/>
-        </w:rPr>
         <w:t xml:space="preserve">Stop-work events (if any) are logged with outcome.</w:t>
+      </w:r>
+    </w:p>
+    <w:p>
+      <w:pPr>
+        <w:spacing w:after="140"/>
+      </w:pPr>
+      <w:r>
+        <w:rPr>
+          <w:sz w:val="22"/>
+          <w:szCs w:val="22"/>
+        </w:rPr>
+        <w:t xml:space="preserve">Root-cause analysis is required when a gap found in this audit remains open beyond «90 days».</w:t>
       </w:r>
     </w:p>
     <w:p>
@@ -3269,7 +3254,7 @@
           <w:sz w:val="22"/>
           <w:szCs w:val="22"/>
         </w:rPr>
-        <w:t xml:space="preserve">Records showing MOM.6.a was followed for sampled patients/cases.</w:t>
+        <w:t xml:space="preserve">Dispensing record confirming right patient, drug, dose, route and frequency against a valid order.</w:t>
       </w:r>
     </w:p>
     <w:p>
@@ -3286,7 +3271,7 @@
           <w:sz w:val="22"/>
           <w:szCs w:val="22"/>
         </w:rPr>
-        <w:t xml:space="preserve">Written guidance / protocol referenced for this element (where required).</w:t>
+        <w:t xml:space="preserve">Product-inspection record — integrity, expiry, storage condition — before issue.</w:t>
       </w:r>
     </w:p>
     <w:p>
@@ -3303,7 +3288,16 @@
           <w:sz w:val="22"/>
           <w:szCs w:val="22"/>
         </w:rPr>
-        <w:t xml:space="preserve">Audit sample notes for MOM.6.a reviewed «quarterly».</w:t>
+        <w:t xml:space="preserve">Floor-stock issue-to-ward dispensing record.</w:t>
+      </w:r>
+    </w:p>
+    <w:p>
+      <w:pPr>
+        <w:pStyle w:val="Heading2"/>
+        <w:spacing w:after="100" w:before="220"/>
+      </w:pPr>
+      <w:r>
+        <w:t xml:space="preserve">MOM.6.b — Medication recalls are handled effectively.</w:t>
       </w:r>
     </w:p>
     <w:p>
@@ -3320,16 +3314,7 @@
           <w:sz w:val="22"/>
           <w:szCs w:val="22"/>
         </w:rPr>
-        <w:t xml:space="preserve">Documented evidence specifically required by the asterisked objective element.</w:t>
-      </w:r>
-    </w:p>
-    <w:p>
-      <w:pPr>
-        <w:pStyle w:val="Heading2"/>
-        <w:spacing w:after="100" w:before="220"/>
-      </w:pPr>
-      <w:r>
-        <w:t xml:space="preserve">MOM.6.b — Medication recalls are handled effectively.</w:t>
+        <w:t xml:space="preserve">Recall-notice file with affected batch(es), quarantine record and date.</w:t>
       </w:r>
     </w:p>
     <w:p>
@@ -3346,7 +3331,7 @@
           <w:sz w:val="22"/>
           <w:szCs w:val="22"/>
         </w:rPr>
-        <w:t xml:space="preserve">Records showing MOM.6.b was followed for sampled patients/cases.</w:t>
+        <w:t xml:space="preserve">Patient-identification record where the recalled batch was administered.</w:t>
       </w:r>
     </w:p>
     <w:p>
@@ -3363,7 +3348,16 @@
           <w:sz w:val="22"/>
           <w:szCs w:val="22"/>
         </w:rPr>
-        <w:t xml:space="preserve">Written guidance / protocol referenced for this element (where required).</w:t>
+        <w:t xml:space="preserve">Medication Safety Officer and treating-team notification record.</w:t>
+      </w:r>
+    </w:p>
+    <w:p>
+      <w:pPr>
+        <w:pStyle w:val="Heading2"/>
+        <w:spacing w:after="100" w:before="220"/>
+      </w:pPr>
+      <w:r>
+        <w:t xml:space="preserve">MOM.6.c — Near-expiry medications are handled effectively.</w:t>
       </w:r>
     </w:p>
     <w:p>
@@ -3380,7 +3374,7 @@
           <w:sz w:val="22"/>
           <w:szCs w:val="22"/>
         </w:rPr>
-        <w:t xml:space="preserve">Audit sample notes for MOM.6.b reviewed «quarterly».</w:t>
+        <w:t xml:space="preserve">FEFO and monthly expiry-round record.</w:t>
       </w:r>
     </w:p>
     <w:p>
@@ -3397,16 +3391,7 @@
           <w:sz w:val="22"/>
           <w:szCs w:val="22"/>
         </w:rPr>
-        <w:t xml:space="preserve">Documented evidence specifically required by the asterisked objective element.</w:t>
-      </w:r>
-    </w:p>
-    <w:p>
-      <w:pPr>
-        <w:pStyle w:val="Heading2"/>
-        <w:spacing w:after="100" w:before="220"/>
-      </w:pPr>
-      <w:r>
-        <w:t xml:space="preserve">MOM.6.c — Near-expiry medications are handled effectively.</w:t>
+        <w:t xml:space="preserve">Withdrawal-from-clinical-area record for near-expiry items.</w:t>
       </w:r>
     </w:p>
     <w:p>
@@ -3423,7 +3408,16 @@
           <w:sz w:val="22"/>
           <w:szCs w:val="22"/>
         </w:rPr>
-        <w:t xml:space="preserve">Records showing MOM.6.c was followed for sampled patients/cases.</w:t>
+        <w:t xml:space="preserve">Emergency-trolley short-dated-item replacement record before expiry.</w:t>
+      </w:r>
+    </w:p>
+    <w:p>
+      <w:pPr>
+        <w:pStyle w:val="Heading2"/>
+        <w:spacing w:after="100" w:before="220"/>
+      </w:pPr>
+      <w:r>
+        <w:t xml:space="preserve">MOM.6.d — Dispensed medications are labelled.</w:t>
       </w:r>
     </w:p>
     <w:p>
@@ -3440,7 +3434,7 @@
           <w:sz w:val="22"/>
           <w:szCs w:val="22"/>
         </w:rPr>
-        <w:t xml:space="preserve">Written guidance / protocol referenced for this element (where required).</w:t>
+        <w:t xml:space="preserve">Labelled-dispensed-medication sample — patient identity where applicable, medicine name, strength, route, frequency, expiry.</w:t>
       </w:r>
     </w:p>
     <w:p>
@@ -3457,7 +3451,7 @@
           <w:sz w:val="22"/>
           <w:szCs w:val="22"/>
         </w:rPr>
-        <w:t xml:space="preserve">Audit sample notes for MOM.6.c reviewed «quarterly».</w:t>
+        <w:t xml:space="preserve">Ward floor-stock multi-dose container labelling record — drug name, strength, expiry, date opened.</w:t>
       </w:r>
     </w:p>
     <w:p>
@@ -3474,7 +3468,7 @@
           <w:sz w:val="22"/>
           <w:szCs w:val="22"/>
         </w:rPr>
-        <w:t xml:space="preserve">Documented evidence specifically required by the asterisked objective element.</w:t>
+        <w:t xml:space="preserve">Confirmation no unlabelled syringe, cup or strip was issued.</w:t>
       </w:r>
     </w:p>
     <w:p>
@@ -3483,7 +3477,7 @@
         <w:spacing w:after="100" w:before="220"/>
       </w:pPr>
       <w:r>
-        <w:t xml:space="preserve">MOM.6.d — Dispensed medications are labelled.</w:t>
+        <w:t xml:space="preserve">MOM.6.e — High-risk medication orders are verified before dispensing.</w:t>
       </w:r>
     </w:p>
     <w:p>
@@ -3500,7 +3494,7 @@
           <w:sz w:val="22"/>
           <w:szCs w:val="22"/>
         </w:rPr>
-        <w:t xml:space="preserve">Records showing MOM.6.d was followed for sampled patients/cases.</w:t>
+        <w:t xml:space="preserve">High-risk dispensing-verification record — second pharmacist or trained second checker against the order and patient record.</w:t>
       </w:r>
     </w:p>
     <w:p>
@@ -3517,7 +3511,7 @@
           <w:sz w:val="22"/>
           <w:szCs w:val="22"/>
         </w:rPr>
-        <w:t xml:space="preserve">Written guidance / protocol referenced for this element (where required).</w:t>
+        <w:t xml:space="preserve">Recorded verification for a sampled high-risk dispense.</w:t>
       </w:r>
     </w:p>
     <w:p>
@@ -3534,7 +3528,16 @@
           <w:sz w:val="22"/>
           <w:szCs w:val="22"/>
         </w:rPr>
-        <w:t xml:space="preserve">Audit sample notes for MOM.6.d reviewed «quarterly».</w:t>
+        <w:t xml:space="preserve">Escalation record for any single-unchecked-reading dispense.</w:t>
+      </w:r>
+    </w:p>
+    <w:p>
+      <w:pPr>
+        <w:pStyle w:val="Heading2"/>
+        <w:spacing w:after="100" w:before="220"/>
+      </w:pPr>
+      <w:r>
+        <w:t xml:space="preserve">MOM.6.f — Return of medications to the pharmacy is addressed.</w:t>
       </w:r>
     </w:p>
     <w:p>
@@ -3551,7 +3554,7 @@
           <w:sz w:val="22"/>
           <w:szCs w:val="22"/>
         </w:rPr>
-        <w:t xml:space="preserve">Documented evidence specifically required by the asterisked objective element.</w:t>
+        <w:t xml:space="preserve">Written medication-return procedure — identity/integrity check, restock-or-destroy decision, record of return.</w:t>
       </w:r>
     </w:p>
     <w:p>
@@ -3568,16 +3571,7 @@
           <w:sz w:val="22"/>
           <w:szCs w:val="22"/>
         </w:rPr>
-        <w:t xml:space="preserve">CORE-element sample with no critical gaps in the quarter under review.</w:t>
-      </w:r>
-    </w:p>
-    <w:p>
-      <w:pPr>
-        <w:pStyle w:val="Heading2"/>
-        <w:spacing w:after="100" w:before="220"/>
-      </w:pPr>
-      <w:r>
-        <w:t xml:space="preserve">MOM.6.e — High-risk medication orders are verified before dispensing.</w:t>
+        <w:t xml:space="preserve">Confirmation controlled drugs, reconstituted items and temperature-excursion items were not restocked.</w:t>
       </w:r>
     </w:p>
     <w:p>
@@ -3594,135 +3588,7 @@
           <w:sz w:val="22"/>
           <w:szCs w:val="22"/>
         </w:rPr>
-        <w:t xml:space="preserve">Records showing MOM.6.e was followed for sampled patients/cases.</w:t>
-      </w:r>
-    </w:p>
-    <w:p>
-      <w:pPr>
-        <w:pStyle w:val="ListParagraph"/>
-        <w:numPr>
-          <w:ilvl w:val="0"/>
-          <w:numId w:val="1"/>
-        </w:numPr>
-        <w:spacing w:after="60"/>
-      </w:pPr>
-      <w:r>
-        <w:rPr>
-          <w:sz w:val="22"/>
-          <w:szCs w:val="22"/>
-        </w:rPr>
-        <w:t xml:space="preserve">Written guidance / protocol referenced for this element (where required).</w:t>
-      </w:r>
-    </w:p>
-    <w:p>
-      <w:pPr>
-        <w:pStyle w:val="ListParagraph"/>
-        <w:numPr>
-          <w:ilvl w:val="0"/>
-          <w:numId w:val="1"/>
-        </w:numPr>
-        <w:spacing w:after="60"/>
-      </w:pPr>
-      <w:r>
-        <w:rPr>
-          <w:sz w:val="22"/>
-          <w:szCs w:val="22"/>
-        </w:rPr>
-        <w:t xml:space="preserve">Audit sample notes for MOM.6.e reviewed «quarterly».</w:t>
-      </w:r>
-    </w:p>
-    <w:p>
-      <w:pPr>
-        <w:pStyle w:val="ListParagraph"/>
-        <w:numPr>
-          <w:ilvl w:val="0"/>
-          <w:numId w:val="1"/>
-        </w:numPr>
-        <w:spacing w:after="60"/>
-      </w:pPr>
-      <w:r>
-        <w:rPr>
-          <w:sz w:val="22"/>
-          <w:szCs w:val="22"/>
-        </w:rPr>
-        <w:t xml:space="preserve">CORE-element sample with no critical gaps in the quarter under review.</w:t>
-      </w:r>
-    </w:p>
-    <w:p>
-      <w:pPr>
-        <w:pStyle w:val="Heading2"/>
-        <w:spacing w:after="100" w:before="220"/>
-      </w:pPr>
-      <w:r>
-        <w:t xml:space="preserve">MOM.6.f — Return of medications to the pharmacy is addressed.</w:t>
-      </w:r>
-    </w:p>
-    <w:p>
-      <w:pPr>
-        <w:pStyle w:val="ListParagraph"/>
-        <w:numPr>
-          <w:ilvl w:val="0"/>
-          <w:numId w:val="1"/>
-        </w:numPr>
-        <w:spacing w:after="60"/>
-      </w:pPr>
-      <w:r>
-        <w:rPr>
-          <w:sz w:val="22"/>
-          <w:szCs w:val="22"/>
-        </w:rPr>
-        <w:t xml:space="preserve">Records showing MOM.6.f was followed for sampled patients/cases.</w:t>
-      </w:r>
-    </w:p>
-    <w:p>
-      <w:pPr>
-        <w:pStyle w:val="ListParagraph"/>
-        <w:numPr>
-          <w:ilvl w:val="0"/>
-          <w:numId w:val="1"/>
-        </w:numPr>
-        <w:spacing w:after="60"/>
-      </w:pPr>
-      <w:r>
-        <w:rPr>
-          <w:sz w:val="22"/>
-          <w:szCs w:val="22"/>
-        </w:rPr>
-        <w:t xml:space="preserve">Written guidance / protocol referenced for this element (where required).</w:t>
-      </w:r>
-    </w:p>
-    <w:p>
-      <w:pPr>
-        <w:pStyle w:val="ListParagraph"/>
-        <w:numPr>
-          <w:ilvl w:val="0"/>
-          <w:numId w:val="1"/>
-        </w:numPr>
-        <w:spacing w:after="60"/>
-      </w:pPr>
-      <w:r>
-        <w:rPr>
-          <w:sz w:val="22"/>
-          <w:szCs w:val="22"/>
-        </w:rPr>
-        <w:t xml:space="preserve">Audit sample notes for MOM.6.f reviewed «quarterly».</w:t>
-      </w:r>
-    </w:p>
-    <w:p>
-      <w:pPr>
-        <w:pStyle w:val="ListParagraph"/>
-        <w:numPr>
-          <w:ilvl w:val="0"/>
-          <w:numId w:val="1"/>
-        </w:numPr>
-        <w:spacing w:after="60"/>
-      </w:pPr>
-      <w:r>
-        <w:rPr>
-          <w:sz w:val="22"/>
-          <w:szCs w:val="22"/>
-        </w:rPr>
-        <w:t xml:space="preserve">Documented evidence specifically required by the asterisked objective element.</w:t>
+        <w:t xml:space="preserve">Cross-reference to the MOM.7.k patient's-own-medicines process.</w:t>
       </w:r>
     </w:p>
     <w:p>

--- a/policies/build/masters_hco/HCO.MOM.6_v2_master.docx
+++ b/policies/build/masters_hco/HCO.MOM.6_v2_master.docx
@@ -692,7 +692,7 @@
           <w:sz w:val="22"/>
           <w:szCs w:val="22"/>
         </w:rPr>
-        <w:t xml:space="preserve">It covers objective elements MOM.6.a–f (6 elements).</w:t>
+        <w:t xml:space="preserve">This policy covers all 6 requirements under this standard, listed in detail below.</w:t>
       </w:r>
     </w:p>
     <w:p>
@@ -716,7 +716,7 @@
           <w:sz w:val="22"/>
           <w:szCs w:val="22"/>
         </w:rPr>
-        <w:t xml:space="preserve">This policy owns MOM.6. Related AAC, COP, PRE, IPC/HIC and HRM duties stay with those policies — cross-reference only. Other MOM standards stay with their own policies.</w:t>
+        <w:t xml:space="preserve">This policy covers safe dispensing of medications specifically. Related duties — like patient assessment, clinical care, patient rights, infection control, or staffing — are covered in the hospital's other policies, not repeated here. Other MOM standards stay with their own policies.</w:t>
       </w:r>
     </w:p>
     <w:p>
@@ -761,19 +761,19 @@
           <w:sz w:val="22"/>
           <w:szCs w:val="22"/>
         </w:rPr>
-        <w:t xml:space="preserve">It covers 6 objective elements (MOM.6.a, MOM.6.b, MOM.6.c, MOM.6.d, MOM.6.e, MOM.6.f).</w:t>
-      </w:r>
-    </w:p>
-    <w:p>
-      <w:pPr>
-        <w:spacing w:after="140"/>
-      </w:pPr>
-      <w:r>
-        <w:rPr>
-          <w:sz w:val="22"/>
-          <w:szCs w:val="22"/>
-        </w:rPr>
-        <w:t xml:space="preserve">Boundaries: do not overwrite HCO AAC or COP policies. Spell out abbreviations on first use in training materials. OE counts/levels/asterisks stay with the official portal Standards PDF. Method notes come from the Guidebook Interpretation paragraphs (scanned PDF md5 2c4489ee98de4ae9b49cba168ea9f42a).</w:t>
+        <w:t xml:space="preserve">This policy covers all 6 requirements under this standard, listed in detail below.</w:t>
+      </w:r>
+    </w:p>
+    <w:p>
+      <w:pPr>
+        <w:spacing w:after="140"/>
+      </w:pPr>
+      <w:r>
+        <w:rPr>
+          <w:sz w:val="22"/>
+          <w:szCs w:val="22"/>
+        </w:rPr>
+        <w:t xml:space="preserve">This policy covers safe dispensing of medications specifically. Related duties — like patient assessment, clinical care, patient rights, infection control, or staffing — are covered in the hospital's other policies, not repeated here. Spell out abbreviations on first use in training materials. OE counts/levels/asterisks stay with the official portal Standards PDF. Method notes come from the Guidebook Interpretation paragraphs (scanned PDF md5 2c4489ee98de4ae9b49cba168ea9f42a).</w:t>
       </w:r>
     </w:p>
     <w:p>
